--- a/收录（翻唱）曲/MMJ/~オーバーライド.docx
+++ b/收录（翻唱）曲/MMJ/~オーバーライド.docx
@@ -1,6 +1,6 @@
 
 <file path=word/document.xml><?xml version="1.0" encoding="utf-8"?>
-<w:document xmlns:wpc="http://schemas.microsoft.com/office/word/2010/wordprocessingCanvas" xmlns:mc="http://schemas.openxmlformats.org/markup-compatibility/2006" xmlns:o="urn:schemas-microsoft-com:office:office" xmlns:r="http://schemas.openxmlformats.org/officeDocument/2006/relationships" xmlns:m="http://schemas.openxmlformats.org/officeDocument/2006/math" xmlns:v="urn:schemas-microsoft-com:vml" xmlns:wp14="http://schemas.microsoft.com/office/word/2010/wordprocessingDrawing" xmlns:wp="http://schemas.openxmlformats.org/drawingml/2006/wordprocessingDrawing" xmlns:w="http://schemas.openxmlformats.org/wordprocessingml/2006/main" xmlns:w14="http://schemas.microsoft.com/office/word/2010/wordml" xmlns:w10="urn:schemas-microsoft-com:office:word" xmlns:w15="http://schemas.microsoft.com/office/word/2012/wordml" xmlns:wpg="http://schemas.microsoft.com/office/word/2010/wordprocessingGroup" xmlns:wpi="http://schemas.microsoft.com/office/word/2010/wordprocessingInk" xmlns:wne="http://schemas.microsoft.com/office/word/2006/wordml" xmlns:wps="http://schemas.microsoft.com/office/word/2010/wordprocessingShape" xmlns:wpsCustomData="http://www.wps.cn/officeDocument/2013/wpsCustomData" mc:Ignorable="w14 w15 wp14">
+<w:document xmlns:wpc="http://schemas.microsoft.com/office/word/2010/wordprocessingCanvas" xmlns:cx="http://schemas.microsoft.com/office/drawing/2014/chartex" xmlns:cx1="http://schemas.microsoft.com/office/drawing/2015/9/8/chartex" xmlns:cx2="http://schemas.microsoft.com/office/drawing/2015/10/21/chartex" xmlns:cx3="http://schemas.microsoft.com/office/drawing/2016/5/9/chartex" xmlns:cx4="http://schemas.microsoft.com/office/drawing/2016/5/10/chartex" xmlns:cx5="http://schemas.microsoft.com/office/drawing/2016/5/11/chartex" xmlns:cx6="http://schemas.microsoft.com/office/drawing/2016/5/12/chartex" xmlns:cx7="http://schemas.microsoft.com/office/drawing/2016/5/13/chartex" xmlns:cx8="http://schemas.microsoft.com/office/drawing/2016/5/14/chartex" xmlns:mc="http://schemas.openxmlformats.org/markup-compatibility/2006" xmlns:o="urn:schemas-microsoft-com:office:office" xmlns:r="http://schemas.openxmlformats.org/officeDocument/2006/relationships" xmlns:m="http://schemas.openxmlformats.org/officeDocument/2006/math" xmlns:v="urn:schemas-microsoft-com:vml" xmlns:wp14="http://schemas.microsoft.com/office/word/2010/wordprocessingDrawing" xmlns:wp="http://schemas.openxmlformats.org/drawingml/2006/wordprocessingDrawing" xmlns:w="http://schemas.openxmlformats.org/wordprocessingml/2006/main" xmlns:w14="http://schemas.microsoft.com/office/word/2010/wordml" xmlns:w10="urn:schemas-microsoft-com:office:word" xmlns:w15="http://schemas.microsoft.com/office/word/2012/wordml" xmlns:wpg="http://schemas.microsoft.com/office/word/2010/wordprocessingGroup" xmlns:wpi="http://schemas.microsoft.com/office/word/2010/wordprocessingInk" xmlns:wne="http://schemas.microsoft.com/office/word/2006/wordml" xmlns:wps="http://schemas.microsoft.com/office/word/2010/wordprocessingShape" xmlns:wpsCustomData="http://www.wps.cn/officeDocument/2013/wpsCustomData" mc:Ignorable="w14 w15 wp14">
   <w:body>
     <w:p>
       <w:pPr>
@@ -16621,19 +16621,7 @@
           <w:shd w:val="clear" w:color="auto" w:fill="auto"/>
           <w:lang w:val="en-US" w:eastAsia="zh-CN" w:bidi="ar"/>
         </w:rPr>
-        <w:instrText xml:space="preserve">),エラ)</w:instrText>
-      </w:r>
-      <w:r>
-        <w:rPr>
-          <w:rFonts w:hint="eastAsia" w:ascii="MS Mincho" w:hAnsi="MS Mincho" w:eastAsia="MS Mincho" w:cs="MS Mincho"/>
-          <w:color w:val="auto"/>
-          <w:kern w:val="0"/>
-          <w:sz w:val="21"/>
-          <w:szCs w:val="21"/>
-          <w:shd w:val="clear" w:color="auto" w:fill="auto"/>
-          <w:lang w:val="en-US" w:eastAsia="zh-CN" w:bidi="ar"/>
-        </w:rPr>
-        <w:instrText xml:space="preserve">ー</w:instrText>
+        <w:instrText xml:space="preserve">),エラ)ー</w:instrText>
       </w:r>
       <w:r>
         <w:rPr>
@@ -18265,8 +18253,6 @@
         </w:rPr>
         <w:tab/>
       </w:r>
-      <w:bookmarkStart w:id="0" w:name="_GoBack"/>
-      <w:bookmarkEnd w:id="0"/>
       <w:r>
         <w:rPr>
           <w:rFonts w:ascii="Arial" w:hAnsi="Arial" w:eastAsia="宋体" w:cs="Arial"/>
@@ -20190,8 +20176,154 @@
           <w:shd w:val="clear" w:color="auto" w:fill="auto"/>
           <w:lang w:val="en-US" w:eastAsia="zh-CN" w:bidi="ar"/>
         </w:rPr>
-        <w:t>れ、あはれ</w:t>
-      </w:r>
+        <w:t>れ、あ</w:t>
+      </w:r>
+      <w:r>
+        <w:rPr>
+          <w:rFonts w:hint="eastAsia" w:ascii="MS Mincho" w:hAnsi="MS Mincho" w:eastAsia="MS Mincho" w:cs="MS Mincho"/>
+          <w:color w:val="auto"/>
+          <w:kern w:val="0"/>
+          <w:sz w:val="21"/>
+          <w:szCs w:val="21"/>
+          <w:shd w:val="clear" w:color="auto" w:fill="auto"/>
+          <w:lang w:val="en-US" w:eastAsia="zh-CN" w:bidi="ar"/>
+        </w:rPr>
+        <w:fldChar w:fldCharType="begin"/>
+      </w:r>
+      <w:r>
+        <w:rPr>
+          <w:rFonts w:hint="eastAsia" w:ascii="MS Mincho" w:hAnsi="MS Mincho" w:eastAsia="MS Mincho" w:cs="MS Mincho"/>
+          <w:color w:val="auto"/>
+          <w:kern w:val="0"/>
+          <w:sz w:val="21"/>
+          <w:szCs w:val="21"/>
+          <w:shd w:val="clear" w:color="auto" w:fill="auto"/>
+          <w:lang w:val="en-US" w:eastAsia="zh-CN" w:bidi="ar"/>
+        </w:rPr>
+        <w:instrText xml:space="preserve">EQ \* </w:instrText>
+      </w:r>
+      <w:r>
+        <w:rPr>
+          <w:rFonts w:hint="eastAsia" w:ascii="MS Mincho" w:hAnsi="MS Mincho" w:eastAsia="MS Mincho" w:cs="MS Mincho"/>
+          <w:color w:val="auto"/>
+          <w:kern w:val="0"/>
+          <w:sz w:val="21"/>
+          <w:szCs w:val="21"/>
+          <w:shd w:val="clear" w:color="auto" w:fill="auto"/>
+          <w:lang w:val="en-US" w:eastAsia="ja-JP" w:bidi="ar"/>
+        </w:rPr>
+        <w:instrText xml:space="preserve">jc2</w:instrText>
+      </w:r>
+      <w:r>
+        <w:rPr>
+          <w:rFonts w:hint="eastAsia" w:ascii="MS Mincho" w:hAnsi="MS Mincho" w:eastAsia="MS Mincho" w:cs="MS Mincho"/>
+          <w:color w:val="auto"/>
+          <w:kern w:val="0"/>
+          <w:sz w:val="21"/>
+          <w:szCs w:val="21"/>
+          <w:shd w:val="clear" w:color="auto" w:fill="auto"/>
+          <w:lang w:val="en-US" w:eastAsia="zh-CN" w:bidi="ar"/>
+        </w:rPr>
+        <w:instrText xml:space="preserve"> \* "Font:</w:instrText>
+      </w:r>
+      <w:r>
+        <w:rPr>
+          <w:rFonts w:hint="default" w:ascii="MS Mincho" w:hAnsi="MS Mincho" w:eastAsia="MS Mincho" w:cs="MS Mincho"/>
+          <w:color w:val="auto"/>
+          <w:kern w:val="0"/>
+          <w:sz w:val="21"/>
+          <w:szCs w:val="21"/>
+          <w:shd w:val="clear" w:color="auto" w:fill="auto"/>
+          <w:lang w:val="en-US" w:eastAsia="zh-CN" w:bidi="ar"/>
+        </w:rPr>
+        <w:instrText xml:space="preserve">MS Mincho</w:instrText>
+      </w:r>
+      <w:r>
+        <w:rPr>
+          <w:rFonts w:hint="eastAsia" w:ascii="MS Mincho" w:hAnsi="MS Mincho" w:eastAsia="MS Mincho" w:cs="MS Mincho"/>
+          <w:color w:val="auto"/>
+          <w:kern w:val="0"/>
+          <w:sz w:val="21"/>
+          <w:szCs w:val="21"/>
+          <w:shd w:val="clear" w:color="auto" w:fill="auto"/>
+          <w:lang w:val="en-US" w:eastAsia="zh-CN" w:bidi="ar"/>
+        </w:rPr>
+        <w:instrText xml:space="preserve">" \* hps</w:instrText>
+      </w:r>
+      <w:r>
+        <w:rPr>
+          <w:rFonts w:hint="default" w:ascii="MS Mincho" w:hAnsi="MS Mincho" w:eastAsia="MS Mincho" w:cs="MS Mincho"/>
+          <w:color w:val="auto"/>
+          <w:kern w:val="0"/>
+          <w:sz w:val="21"/>
+          <w:szCs w:val="21"/>
+          <w:shd w:val="clear" w:color="auto" w:fill="auto"/>
+          <w:lang w:val="en-US" w:eastAsia="zh-CN" w:bidi="ar"/>
+        </w:rPr>
+        <w:instrText xml:space="preserve">16</w:instrText>
+      </w:r>
+      <w:r>
+        <w:rPr>
+          <w:rFonts w:hint="eastAsia" w:ascii="MS Mincho" w:hAnsi="MS Mincho" w:eastAsia="MS Mincho" w:cs="MS Mincho"/>
+          <w:color w:val="auto"/>
+          <w:kern w:val="0"/>
+          <w:sz w:val="21"/>
+          <w:szCs w:val="21"/>
+          <w:shd w:val="clear" w:color="auto" w:fill="auto"/>
+          <w:lang w:val="en-US" w:eastAsia="zh-CN" w:bidi="ar"/>
+        </w:rPr>
+        <w:instrText xml:space="preserve"> \o(\s\up </w:instrText>
+      </w:r>
+      <w:r>
+        <w:rPr>
+          <w:rFonts w:hint="default" w:ascii="MS Mincho" w:hAnsi="MS Mincho" w:eastAsia="MS Mincho" w:cs="MS Mincho"/>
+          <w:color w:val="auto"/>
+          <w:kern w:val="0"/>
+          <w:sz w:val="21"/>
+          <w:szCs w:val="21"/>
+          <w:shd w:val="clear" w:color="auto" w:fill="auto"/>
+          <w:lang w:val="en-US" w:eastAsia="zh-CN" w:bidi="ar"/>
+        </w:rPr>
+        <w:instrText xml:space="preserve">10</w:instrText>
+      </w:r>
+      <w:r>
+        <w:rPr>
+          <w:rFonts w:hint="eastAsia" w:ascii="MS Mincho" w:hAnsi="MS Mincho" w:eastAsia="MS Mincho" w:cs="MS Mincho"/>
+          <w:color w:val="auto"/>
+          <w:kern w:val="0"/>
+          <w:sz w:val="21"/>
+          <w:szCs w:val="21"/>
+          <w:shd w:val="clear" w:color="auto" w:fill="auto"/>
+          <w:lang w:val="en-US" w:eastAsia="zh-CN" w:bidi="ar"/>
+        </w:rPr>
+        <w:instrText xml:space="preserve">(わ),は)</w:instrText>
+      </w:r>
+      <w:r>
+        <w:rPr>
+          <w:rFonts w:hint="eastAsia" w:ascii="MS Mincho" w:hAnsi="MS Mincho" w:eastAsia="MS Mincho" w:cs="MS Mincho"/>
+          <w:color w:val="auto"/>
+          <w:kern w:val="0"/>
+          <w:sz w:val="21"/>
+          <w:szCs w:val="21"/>
+          <w:shd w:val="clear" w:color="auto" w:fill="auto"/>
+          <w:lang w:val="en-US" w:eastAsia="zh-CN" w:bidi="ar"/>
+        </w:rPr>
+        <w:fldChar w:fldCharType="end"/>
+      </w:r>
+      <w:r>
+        <w:rPr>
+          <w:rFonts w:hint="eastAsia" w:ascii="MS Mincho" w:hAnsi="MS Mincho" w:eastAsia="MS Mincho" w:cs="MS Mincho"/>
+          <w:color w:val="auto"/>
+          <w:kern w:val="0"/>
+          <w:sz w:val="21"/>
+          <w:szCs w:val="21"/>
+          <w:shd w:val="clear" w:color="auto" w:fill="auto"/>
+          <w:lang w:val="en-US" w:eastAsia="zh-CN" w:bidi="ar"/>
+        </w:rPr>
+        <w:t>れ</w:t>
+      </w:r>
+      <w:bookmarkStart w:id="0" w:name="_GoBack"/>
+      <w:bookmarkEnd w:id="0"/>
       <w:r>
         <w:rPr>
           <w:rFonts w:hint="default" w:ascii="MS Mincho" w:hAnsi="MS Mincho" w:eastAsia="MS Mincho" w:cs="MS Mincho"/>
